--- a/vishwathakkar_109_mid2025.docx
+++ b/vishwathakkar_109_mid2025.docx
@@ -15,6 +15,7 @@
           <w:lang w:val="en-US"/>
         </w:rPr>
       </w:pPr>
+      <w:proofErr w:type="gramStart"/>
       <w:r>
         <w:rPr>
           <w:lang w:val="en-US"/>
@@ -25,7 +26,14 @@
         <w:rPr>
           <w:lang w:val="en-US"/>
         </w:rPr>
-        <w:t xml:space="preserve"> : Imsc.it (Fintech)</w:t>
+        <w:t xml:space="preserve"> :</w:t>
+      </w:r>
+      <w:proofErr w:type="gramEnd"/>
+      <w:r>
+        <w:rPr>
+          <w:lang w:val="en-US"/>
+        </w:rPr>
+        <w:t xml:space="preserve"> Imsc.it (Fintech)</w:t>
       </w:r>
     </w:p>
     <w:p>
@@ -69,13 +77,27 @@
         <w:rPr>
           <w:lang w:val="en-US"/>
         </w:rPr>
-        <w:t>ject name</w:t>
-      </w:r>
-      <w:r>
-        <w:rPr>
-          <w:lang w:val="en-US"/>
-        </w:rPr>
-        <w:t xml:space="preserve"> : VCS &amp; cloud fun</w:t>
+        <w:t xml:space="preserve">ject </w:t>
+      </w:r>
+      <w:proofErr w:type="gramStart"/>
+      <w:r>
+        <w:rPr>
+          <w:lang w:val="en-US"/>
+        </w:rPr>
+        <w:t>name</w:t>
+      </w:r>
+      <w:r>
+        <w:rPr>
+          <w:lang w:val="en-US"/>
+        </w:rPr>
+        <w:t xml:space="preserve"> :</w:t>
+      </w:r>
+      <w:proofErr w:type="gramEnd"/>
+      <w:r>
+        <w:rPr>
+          <w:lang w:val="en-US"/>
+        </w:rPr>
+        <w:t xml:space="preserve"> VCS &amp; cloud fun</w:t>
       </w:r>
       <w:r>
         <w:rPr>
@@ -94,13 +116,27 @@
         <w:rPr>
           <w:lang w:val="en-US"/>
         </w:rPr>
-        <w:t xml:space="preserve">Sub code </w:t>
-      </w:r>
-      <w:r>
-        <w:rPr>
-          <w:lang w:val="en-US"/>
-        </w:rPr>
-        <w:t>: DSC-C-FIN-</w:t>
+        <w:t xml:space="preserve">Sub </w:t>
+      </w:r>
+      <w:proofErr w:type="gramStart"/>
+      <w:r>
+        <w:rPr>
+          <w:lang w:val="en-US"/>
+        </w:rPr>
+        <w:t xml:space="preserve">code </w:t>
+      </w:r>
+      <w:r>
+        <w:rPr>
+          <w:lang w:val="en-US"/>
+        </w:rPr>
+        <w:t>:</w:t>
+      </w:r>
+      <w:proofErr w:type="gramEnd"/>
+      <w:r>
+        <w:rPr>
+          <w:lang w:val="en-US"/>
+        </w:rPr>
+        <w:t xml:space="preserve"> DSC-C-FIN-</w:t>
       </w:r>
       <w:r>
         <w:rPr>
@@ -119,13 +155,27 @@
         <w:rPr>
           <w:lang w:val="en-US"/>
         </w:rPr>
-        <w:t xml:space="preserve">Full name </w:t>
-      </w:r>
-      <w:r>
-        <w:rPr>
-          <w:lang w:val="en-US"/>
-        </w:rPr>
-        <w:t xml:space="preserve">: Thakkar Vishwa </w:t>
+        <w:t xml:space="preserve">Full </w:t>
+      </w:r>
+      <w:proofErr w:type="gramStart"/>
+      <w:r>
+        <w:rPr>
+          <w:lang w:val="en-US"/>
+        </w:rPr>
+        <w:t xml:space="preserve">name </w:t>
+      </w:r>
+      <w:r>
+        <w:rPr>
+          <w:lang w:val="en-US"/>
+        </w:rPr>
+        <w:t>:</w:t>
+      </w:r>
+      <w:proofErr w:type="gramEnd"/>
+      <w:r>
+        <w:rPr>
+          <w:lang w:val="en-US"/>
+        </w:rPr>
+        <w:t xml:space="preserve"> Thakkar Vishwa </w:t>
       </w:r>
       <w:proofErr w:type="spellStart"/>
       <w:r>
@@ -158,27 +208,211 @@
         <w:rPr>
           <w:lang w:val="en-US"/>
         </w:rPr>
-        <w:t>lment no : 202326800109</w:t>
-      </w:r>
-    </w:p>
-    <w:p>
-      <w:pPr>
-        <w:rPr>
-          <w:lang w:val="en-US"/>
-        </w:rPr>
-      </w:pPr>
-      <w:r>
-        <w:rPr>
-          <w:lang w:val="en-US"/>
-        </w:rPr>
-        <w:t>Roll no</w:t>
-      </w:r>
-      <w:r>
-        <w:rPr>
-          <w:lang w:val="en-US"/>
-        </w:rPr>
-        <w:t xml:space="preserve"> : 109 </w:t>
-      </w:r>
+        <w:t xml:space="preserve">lment </w:t>
+      </w:r>
+      <w:proofErr w:type="gramStart"/>
+      <w:r>
+        <w:rPr>
+          <w:lang w:val="en-US"/>
+        </w:rPr>
+        <w:t>no :</w:t>
+      </w:r>
+      <w:proofErr w:type="gramEnd"/>
+      <w:r>
+        <w:rPr>
+          <w:lang w:val="en-US"/>
+        </w:rPr>
+        <w:t xml:space="preserve"> 202326800109</w:t>
+      </w:r>
+    </w:p>
+    <w:p>
+      <w:pPr>
+        <w:rPr>
+          <w:lang w:val="en-US"/>
+        </w:rPr>
+      </w:pPr>
+      <w:r>
+        <w:rPr>
+          <w:lang w:val="en-US"/>
+        </w:rPr>
+        <w:t xml:space="preserve">Roll </w:t>
+      </w:r>
+      <w:proofErr w:type="gramStart"/>
+      <w:r>
+        <w:rPr>
+          <w:lang w:val="en-US"/>
+        </w:rPr>
+        <w:t>no</w:t>
+      </w:r>
+      <w:r>
+        <w:rPr>
+          <w:lang w:val="en-US"/>
+        </w:rPr>
+        <w:t xml:space="preserve"> :</w:t>
+      </w:r>
+      <w:proofErr w:type="gramEnd"/>
+      <w:r>
+        <w:rPr>
+          <w:lang w:val="en-US"/>
+        </w:rPr>
+        <w:t xml:space="preserve"> 109 </w:t>
+      </w:r>
+    </w:p>
+    <w:p>
+      <w:pPr>
+        <w:rPr>
+          <w:lang w:val="en-US"/>
+        </w:rPr>
+      </w:pPr>
+    </w:p>
+    <w:p>
+      <w:pPr>
+        <w:rPr>
+          <w:lang w:val="en-US"/>
+        </w:rPr>
+      </w:pPr>
+    </w:p>
+    <w:p>
+      <w:pPr>
+        <w:rPr>
+          <w:lang w:val="en-US"/>
+        </w:rPr>
+      </w:pPr>
+      <w:r>
+        <w:rPr>
+          <w:lang w:val="en-US"/>
+        </w:rPr>
+        <w:br w:type="page"/>
+      </w:r>
+    </w:p>
+    <w:p>
+      <w:pPr>
+        <w:rPr>
+          <w:lang w:val="en-US"/>
+        </w:rPr>
+      </w:pPr>
+      <w:r>
+        <w:rPr>
+          <w:lang w:val="en-US"/>
+        </w:rPr>
+        <w:lastRenderedPageBreak/>
+        <w:t xml:space="preserve">Que-1 </w:t>
+      </w:r>
+    </w:p>
+    <w:p>
+      <w:pPr>
+        <w:rPr>
+          <w:lang w:val="en-US"/>
+        </w:rPr>
+      </w:pPr>
+    </w:p>
+    <w:p>
+      <w:pPr>
+        <w:rPr>
+          <w:lang w:val="en-US"/>
+        </w:rPr>
+      </w:pPr>
+      <w:r>
+        <w:rPr>
+          <w:noProof/>
+        </w:rPr>
+        <w:drawing>
+          <wp:inline distT="0" distB="0" distL="0" distR="0" wp14:anchorId="1F54F58D" wp14:editId="03AC04C2">
+            <wp:extent cx="5731510" cy="3223895"/>
+            <wp:effectExtent l="0" t="0" r="2540" b="0"/>
+            <wp:docPr id="1478526228" name="Picture 1"/>
+            <wp:cNvGraphicFramePr>
+              <a:graphicFrameLocks xmlns:a="http://schemas.openxmlformats.org/drawingml/2006/main" noChangeAspect="1"/>
+            </wp:cNvGraphicFramePr>
+            <a:graphic xmlns:a="http://schemas.openxmlformats.org/drawingml/2006/main">
+              <a:graphicData uri="http://schemas.openxmlformats.org/drawingml/2006/picture">
+                <pic:pic xmlns:pic="http://schemas.openxmlformats.org/drawingml/2006/picture">
+                  <pic:nvPicPr>
+                    <pic:cNvPr id="1478526228" name=""/>
+                    <pic:cNvPicPr/>
+                  </pic:nvPicPr>
+                  <pic:blipFill>
+                    <a:blip r:embed="rId4"/>
+                    <a:stretch>
+                      <a:fillRect/>
+                    </a:stretch>
+                  </pic:blipFill>
+                  <pic:spPr>
+                    <a:xfrm>
+                      <a:off x="0" y="0"/>
+                      <a:ext cx="5731510" cy="3223895"/>
+                    </a:xfrm>
+                    <a:prstGeom prst="rect">
+                      <a:avLst/>
+                    </a:prstGeom>
+                  </pic:spPr>
+                </pic:pic>
+              </a:graphicData>
+            </a:graphic>
+          </wp:inline>
+        </w:drawing>
+      </w:r>
+    </w:p>
+    <w:p>
+      <w:pPr>
+        <w:rPr>
+          <w:lang w:val="en-US"/>
+        </w:rPr>
+      </w:pPr>
+    </w:p>
+    <w:p>
+      <w:pPr>
+        <w:rPr>
+          <w:lang w:val="en-US"/>
+        </w:rPr>
+      </w:pPr>
+      <w:r>
+        <w:rPr>
+          <w:noProof/>
+        </w:rPr>
+        <w:drawing>
+          <wp:inline distT="0" distB="0" distL="0" distR="0" wp14:anchorId="5830E4A7" wp14:editId="676F9F07">
+            <wp:extent cx="5731510" cy="3223895"/>
+            <wp:effectExtent l="0" t="0" r="2540" b="0"/>
+            <wp:docPr id="523932323" name="Picture 1"/>
+            <wp:cNvGraphicFramePr>
+              <a:graphicFrameLocks xmlns:a="http://schemas.openxmlformats.org/drawingml/2006/main" noChangeAspect="1"/>
+            </wp:cNvGraphicFramePr>
+            <a:graphic xmlns:a="http://schemas.openxmlformats.org/drawingml/2006/main">
+              <a:graphicData uri="http://schemas.openxmlformats.org/drawingml/2006/picture">
+                <pic:pic xmlns:pic="http://schemas.openxmlformats.org/drawingml/2006/picture">
+                  <pic:nvPicPr>
+                    <pic:cNvPr id="523932323" name=""/>
+                    <pic:cNvPicPr/>
+                  </pic:nvPicPr>
+                  <pic:blipFill>
+                    <a:blip r:embed="rId5"/>
+                    <a:stretch>
+                      <a:fillRect/>
+                    </a:stretch>
+                  </pic:blipFill>
+                  <pic:spPr>
+                    <a:xfrm>
+                      <a:off x="0" y="0"/>
+                      <a:ext cx="5731510" cy="3223895"/>
+                    </a:xfrm>
+                    <a:prstGeom prst="rect">
+                      <a:avLst/>
+                    </a:prstGeom>
+                  </pic:spPr>
+                </pic:pic>
+              </a:graphicData>
+            </a:graphic>
+          </wp:inline>
+        </w:drawing>
+      </w:r>
+    </w:p>
+    <w:p>
+      <w:pPr>
+        <w:rPr>
+          <w:lang w:val="en-US"/>
+        </w:rPr>
+      </w:pPr>
     </w:p>
     <w:p>
       <w:pPr>
